--- a/test_comprehensive.docx
+++ b/test_comprehensive.docx
@@ -453,7 +453,7 @@
 
 <file path=word/comments.xml><?xml version="1.0" encoding="utf-8"?>
 <w:comments xmlns:w="http://schemas.openxmlformats.org/wordprocessingml/2006/main">
-  <w:comment w:id="0" w:author="Test" w:date="2026-07-13T09:11:15Z">
+  <w:comment w:id="0" w:author="Test" w:date="2026-07-13T09:16:05Z">
     <w:p>
       <w:r>
         <w:t>A test comment</w:t>
